--- a/en/discovery-articles/7.6 3D Printing (Additive Manufacturing).docx
+++ b/en/discovery-articles/7.6 3D Printing (Additive Manufacturing).docx
@@ -346,7 +346,7 @@
           <w:color w:val="004E8C"/>
           <w:sz w:val="24"/>
         </w:rPr>
-        <w:t>C. Institutional and encyclopedic sources</w:t>
+        <w:t>Institutional and encyclopedic sources</w:t>
       </w:r>
     </w:p>
     <w:p>
@@ -394,7 +394,7 @@
           <w:color w:val="004E8C"/>
           <w:sz w:val="24"/>
         </w:rPr>
-        <w:t>D. Museum, archive, and library resources</w:t>
+        <w:t>Museum, archive, and library resources</w:t>
       </w:r>
     </w:p>
     <w:p>
@@ -442,7 +442,7 @@
           <w:color w:val="004E8C"/>
           <w:sz w:val="24"/>
         </w:rPr>
-        <w:t>H. Professional societies and standards bodies</w:t>
+        <w:t>Professional societies and standards bodies</w:t>
       </w:r>
     </w:p>
     <w:p>
@@ -490,7 +490,7 @@
           <w:color w:val="004E8C"/>
           <w:sz w:val="24"/>
         </w:rPr>
-        <w:t>J. Press, popular science, and general reference</w:t>
+        <w:t>Press, popular science, and general reference</w:t>
       </w:r>
     </w:p>
     <w:p>
